--- a/assets/docs/lop4/Tin hoc - Lop 4.docx
+++ b/assets/docs/lop4/Tin hoc - Lop 4.docx
@@ -630,6 +630,7 @@
               <w:bottom w:val="single" w:sz="8" w:space="0" w:color="000000"/>
             </w:tcBorders>
             <w:vAlign w:val="center"/>
+            <w:vMerge w:val="restart"/>
           </w:tcPr>
           <w:p>
             <w:pPr>
@@ -708,7 +709,20 @@
                 <w:rFonts w:ascii="Times New Roman" w:hAnsi="Times New Roman" w:eastAsia="Times New Roman"/>
                 <w:sz w:val="17"/>
               </w:rPr>
-              <w:t xml:space="preserve">NLS-AT (Cơ bản 2): chỉ dùng phần mềm, tư liệu khi được phép; tôn trọng bản quyền.</w:t>
+              <w:t xml:space="preserve">NLS-AT (Cơ bản 2): 4.1.CB2a: Nhận biết được cách bảo vệ thiết bị và nội dung số một cách đơn giản (Bảo quản phần cứng, phần mềm).</w:t>
+            </w:r>
+          </w:p>
+          <w:p>
+            <w:pPr>
+              <w:spacing w:after="0" w:line="240" w:lineRule="auto"/>
+              <w:jc w:val="left"/>
+            </w:pPr>
+            <w:r>
+              <w:rPr>
+                <w:rFonts w:ascii="Times New Roman" w:hAnsi="Times New Roman" w:eastAsia="Times New Roman"/>
+                <w:sz w:val="17"/>
+              </w:rPr>
+              <w:t xml:space="preserve">NLS-GQVĐ (Cơ bản 2): 5.1.CB2a: Xác định được các vấn đề kỹ thuật đơn giản khi vận hành thiết bị và sử dụng môi trường số.</w:t>
             </w:r>
           </w:p>
         </w:tc>
@@ -765,19 +779,13 @@
               <w:bottom w:val="single" w:sz="8" w:space="0" w:color="000000"/>
             </w:tcBorders>
             <w:vAlign w:val="center"/>
-          </w:tcPr>
-          <w:p>
-            <w:pPr>
-              <w:spacing w:after="0" w:line="240" w:lineRule="auto"/>
-              <w:jc w:val="left"/>
-            </w:pPr>
-            <w:r>
-              <w:rPr>
-                <w:rFonts w:ascii="Times New Roman" w:hAnsi="Times New Roman" w:eastAsia="Times New Roman"/>
-                <w:sz w:val="18"/>
-              </w:rPr>
-              <w:t xml:space="preserve"/>
-            </w:r>
+            <w:vMerge/>
+          </w:tcPr>
+          <w:p>
+            <w:pPr>
+              <w:spacing w:after="0" w:line="240" w:lineRule="auto"/>
+              <w:jc w:val="left"/>
+            </w:pPr>
           </w:p>
         </w:tc>
         <w:tc>
@@ -842,7 +850,20 @@
                 <w:rFonts w:ascii="Times New Roman" w:hAnsi="Times New Roman" w:eastAsia="Times New Roman"/>
                 <w:sz w:val="17"/>
               </w:rPr>
-              <w:t xml:space="preserve"/>
+              <w:t xml:space="preserve">NLS-AT (Cơ bản 2): 4.1.CB2a: Nhận biết được cách bảo vệ thiết bị và nội dung số một cách đơn giản (Bảo quản phần cứng, phần mềm).</w:t>
+            </w:r>
+          </w:p>
+          <w:p>
+            <w:pPr>
+              <w:spacing w:after="0" w:line="240" w:lineRule="auto"/>
+              <w:jc w:val="left"/>
+            </w:pPr>
+            <w:r>
+              <w:rPr>
+                <w:rFonts w:ascii="Times New Roman" w:hAnsi="Times New Roman" w:eastAsia="Times New Roman"/>
+                <w:sz w:val="17"/>
+              </w:rPr>
+              <w:t xml:space="preserve">NLS-GQVĐ (Cơ bản 2): 5.1.CB2a: Xác định được các vấn đề kỹ thuật đơn giản khi vận hành thiết bị và sử dụng môi trường số.</w:t>
             </w:r>
           </w:p>
         </w:tc>
@@ -899,19 +920,13 @@
               <w:bottom w:val="single" w:sz="8" w:space="0" w:color="000000"/>
             </w:tcBorders>
             <w:vAlign w:val="center"/>
-          </w:tcPr>
-          <w:p>
-            <w:pPr>
-              <w:spacing w:after="0" w:line="240" w:lineRule="auto"/>
-              <w:jc w:val="left"/>
-            </w:pPr>
-            <w:r>
-              <w:rPr>
-                <w:rFonts w:ascii="Times New Roman" w:hAnsi="Times New Roman" w:eastAsia="Times New Roman"/>
-                <w:sz w:val="18"/>
-              </w:rPr>
-              <w:t xml:space="preserve"/>
-            </w:r>
+            <w:vMerge/>
+          </w:tcPr>
+          <w:p>
+            <w:pPr>
+              <w:spacing w:after="0" w:line="240" w:lineRule="auto"/>
+              <w:jc w:val="left"/>
+            </w:pPr>
           </w:p>
         </w:tc>
         <w:tc>
@@ -976,7 +991,7 @@
                 <w:rFonts w:ascii="Times New Roman" w:hAnsi="Times New Roman" w:eastAsia="Times New Roman"/>
                 <w:sz w:val="17"/>
               </w:rPr>
-              <w:t xml:space="preserve"/>
+              <w:t xml:space="preserve">NLS-AT (Cơ bản 2): 4.3.CB2a: Phân biệt được các cách thức đơn giản để tránh rủi ro và đe dọa đến sức khỏe thể chất và tinh thần khi sử dụng công nghệ số (Tư thế, thói quen gõ phím).</w:t>
             </w:r>
           </w:p>
         </w:tc>
@@ -1033,19 +1048,13 @@
               <w:bottom w:val="single" w:sz="8" w:space="0" w:color="000000"/>
             </w:tcBorders>
             <w:vAlign w:val="center"/>
-          </w:tcPr>
-          <w:p>
-            <w:pPr>
-              <w:spacing w:after="0" w:line="240" w:lineRule="auto"/>
-              <w:jc w:val="left"/>
-            </w:pPr>
-            <w:r>
-              <w:rPr>
-                <w:rFonts w:ascii="Times New Roman" w:hAnsi="Times New Roman" w:eastAsia="Times New Roman"/>
-                <w:sz w:val="18"/>
-              </w:rPr>
-              <w:t xml:space="preserve"/>
-            </w:r>
+            <w:vMerge/>
+          </w:tcPr>
+          <w:p>
+            <w:pPr>
+              <w:spacing w:after="0" w:line="240" w:lineRule="auto"/>
+              <w:jc w:val="left"/>
+            </w:pPr>
           </w:p>
         </w:tc>
         <w:tc>
@@ -1110,7 +1119,7 @@
                 <w:rFonts w:ascii="Times New Roman" w:hAnsi="Times New Roman" w:eastAsia="Times New Roman"/>
                 <w:sz w:val="17"/>
               </w:rPr>
-              <w:t xml:space="preserve"/>
+              <w:t xml:space="preserve">NLS-AT (Cơ bản 2): 4.3.CB2a: Phân biệt được các cách thức đơn giản để tránh rủi ro và đe dọa đến sức khỏe thể chất và tinh thần khi sử dụng công nghệ số (Tư thế, thói quen gõ phím).</w:t>
             </w:r>
           </w:p>
         </w:tc>
@@ -1167,6 +1176,7 @@
               <w:bottom w:val="single" w:sz="8" w:space="0" w:color="000000"/>
             </w:tcBorders>
             <w:vAlign w:val="center"/>
+            <w:vMerge w:val="restart"/>
           </w:tcPr>
           <w:p>
             <w:pPr>
@@ -1245,7 +1255,20 @@
                 <w:rFonts w:ascii="Times New Roman" w:hAnsi="Times New Roman" w:eastAsia="Times New Roman"/>
                 <w:sz w:val="17"/>
               </w:rPr>
-              <w:t xml:space="preserve">NLS-KT (Cơ bản 2): thực hành tìm và chọn lọc thông tin; kiểm tra nguồn trước khi dùng.</w:t>
+              <w:t xml:space="preserve">NLS-KT (Cơ bản 2): CB2b: Tìm được dữ liệu, thông tin và nội dung thông qua tìm kiếm đơn giản trong môi trường số.</w:t>
+            </w:r>
+          </w:p>
+          <w:p>
+            <w:pPr>
+              <w:spacing w:after="0" w:line="240" w:lineRule="auto"/>
+              <w:jc w:val="left"/>
+            </w:pPr>
+            <w:r>
+              <w:rPr>
+                <w:rFonts w:ascii="Times New Roman" w:hAnsi="Times New Roman" w:eastAsia="Times New Roman"/>
+                <w:sz w:val="17"/>
+              </w:rPr>
+              <w:t xml:space="preserve">NLS-KT (Cơ bản 2): 1.2.CB2a: Phát hiện được độ tin cậy và độ chính xác của các nguồn chung của dữ liệu, thông tin và nội dung số.</w:t>
             </w:r>
           </w:p>
         </w:tc>
@@ -1302,19 +1325,13 @@
               <w:bottom w:val="single" w:sz="8" w:space="0" w:color="000000"/>
             </w:tcBorders>
             <w:vAlign w:val="center"/>
-          </w:tcPr>
-          <w:p>
-            <w:pPr>
-              <w:spacing w:after="0" w:line="240" w:lineRule="auto"/>
-              <w:jc w:val="left"/>
-            </w:pPr>
-            <w:r>
-              <w:rPr>
-                <w:rFonts w:ascii="Times New Roman" w:hAnsi="Times New Roman" w:eastAsia="Times New Roman"/>
-                <w:sz w:val="18"/>
-              </w:rPr>
-              <w:t xml:space="preserve"/>
-            </w:r>
+            <w:vMerge/>
+          </w:tcPr>
+          <w:p>
+            <w:pPr>
+              <w:spacing w:after="0" w:line="240" w:lineRule="auto"/>
+              <w:jc w:val="left"/>
+            </w:pPr>
           </w:p>
         </w:tc>
         <w:tc>
@@ -1379,7 +1396,20 @@
                 <w:rFonts w:ascii="Times New Roman" w:hAnsi="Times New Roman" w:eastAsia="Times New Roman"/>
                 <w:sz w:val="17"/>
               </w:rPr>
-              <w:t xml:space="preserve">NLS-KT (Cơ bản 2): thực hành tìm và chọn lọc thông tin; kiểm tra nguồn trước khi dùng.</w:t>
+              <w:t xml:space="preserve">NLS-KT (Cơ bản 2): CB2b: Tìm được dữ liệu, thông tin và nội dung thông qua tìm kiếm đơn giản trong môi trường số.</w:t>
+            </w:r>
+          </w:p>
+          <w:p>
+            <w:pPr>
+              <w:spacing w:after="0" w:line="240" w:lineRule="auto"/>
+              <w:jc w:val="left"/>
+            </w:pPr>
+            <w:r>
+              <w:rPr>
+                <w:rFonts w:ascii="Times New Roman" w:hAnsi="Times New Roman" w:eastAsia="Times New Roman"/>
+                <w:sz w:val="17"/>
+              </w:rPr>
+              <w:t xml:space="preserve">NLS-KT (Cơ bản 2): 1.2.CB2a: Phát hiện được độ tin cậy và độ chính xác của các nguồn chung của dữ liệu, thông tin và nội dung số.</w:t>
             </w:r>
           </w:p>
         </w:tc>
@@ -1436,19 +1466,13 @@
               <w:bottom w:val="single" w:sz="8" w:space="0" w:color="000000"/>
             </w:tcBorders>
             <w:vAlign w:val="center"/>
-          </w:tcPr>
-          <w:p>
-            <w:pPr>
-              <w:spacing w:after="0" w:line="240" w:lineRule="auto"/>
-              <w:jc w:val="left"/>
-            </w:pPr>
-            <w:r>
-              <w:rPr>
-                <w:rFonts w:ascii="Times New Roman" w:hAnsi="Times New Roman" w:eastAsia="Times New Roman"/>
-                <w:sz w:val="18"/>
-              </w:rPr>
-              <w:t xml:space="preserve"/>
-            </w:r>
+            <w:vMerge/>
+          </w:tcPr>
+          <w:p>
+            <w:pPr>
+              <w:spacing w:after="0" w:line="240" w:lineRule="auto"/>
+              <w:jc w:val="left"/>
+            </w:pPr>
           </w:p>
         </w:tc>
         <w:tc>
@@ -1513,7 +1537,20 @@
                 <w:rFonts w:ascii="Times New Roman" w:hAnsi="Times New Roman" w:eastAsia="Times New Roman"/>
                 <w:sz w:val="17"/>
               </w:rPr>
-              <w:t xml:space="preserve">NLS-KT (Cơ bản 2): thực hành tìm và chọn lọc thông tin; kiểm tra nguồn trước khi dùng.</w:t>
+              <w:t xml:space="preserve">NLS-KT (Cơ bản 2): CB2b: Tìm được dữ liệu, thông tin và nội dung thông qua tìm kiếm đơn giản trong môi trường số.</w:t>
+            </w:r>
+          </w:p>
+          <w:p>
+            <w:pPr>
+              <w:spacing w:after="0" w:line="240" w:lineRule="auto"/>
+              <w:jc w:val="left"/>
+            </w:pPr>
+            <w:r>
+              <w:rPr>
+                <w:rFonts w:ascii="Times New Roman" w:hAnsi="Times New Roman" w:eastAsia="Times New Roman"/>
+                <w:sz w:val="17"/>
+              </w:rPr>
+              <w:t xml:space="preserve">NLS-KT (Cơ bản 2): 1.1.CB2d: Xác định được các chiến lược tìm kiếm đơn giản.</w:t>
             </w:r>
           </w:p>
         </w:tc>
@@ -1570,19 +1607,13 @@
               <w:bottom w:val="single" w:sz="8" w:space="0" w:color="000000"/>
             </w:tcBorders>
             <w:vAlign w:val="center"/>
-          </w:tcPr>
-          <w:p>
-            <w:pPr>
-              <w:spacing w:after="0" w:line="240" w:lineRule="auto"/>
-              <w:jc w:val="left"/>
-            </w:pPr>
-            <w:r>
-              <w:rPr>
-                <w:rFonts w:ascii="Times New Roman" w:hAnsi="Times New Roman" w:eastAsia="Times New Roman"/>
-                <w:sz w:val="18"/>
-              </w:rPr>
-              <w:t xml:space="preserve"/>
-            </w:r>
+            <w:vMerge/>
+          </w:tcPr>
+          <w:p>
+            <w:pPr>
+              <w:spacing w:after="0" w:line="240" w:lineRule="auto"/>
+              <w:jc w:val="left"/>
+            </w:pPr>
           </w:p>
         </w:tc>
         <w:tc>
@@ -1647,7 +1678,20 @@
                 <w:rFonts w:ascii="Times New Roman" w:hAnsi="Times New Roman" w:eastAsia="Times New Roman"/>
                 <w:sz w:val="17"/>
               </w:rPr>
-              <w:t xml:space="preserve">NLS-KT (Cơ bản 2): thực hành tìm và chọn lọc thông tin; kiểm tra nguồn trước khi dùng.</w:t>
+              <w:t xml:space="preserve">NLS-KT (Cơ bản 2): CB2b: Tìm được dữ liệu, thông tin và nội dung thông qua tìm kiếm đơn giản trong môi trường số.</w:t>
+            </w:r>
+          </w:p>
+          <w:p>
+            <w:pPr>
+              <w:spacing w:after="0" w:line="240" w:lineRule="auto"/>
+              <w:jc w:val="left"/>
+            </w:pPr>
+            <w:r>
+              <w:rPr>
+                <w:rFonts w:ascii="Times New Roman" w:hAnsi="Times New Roman" w:eastAsia="Times New Roman"/>
+                <w:sz w:val="17"/>
+              </w:rPr>
+              <w:t xml:space="preserve">NLS-KT (Cơ bản 2): 1.1.CB2d: Xác định được các chiến lược tìm kiếm đơn giản.</w:t>
             </w:r>
           </w:p>
         </w:tc>
@@ -1704,6 +1748,7 @@
               <w:bottom w:val="single" w:sz="8" w:space="0" w:color="000000"/>
             </w:tcBorders>
             <w:vAlign w:val="center"/>
+            <w:vMerge w:val="restart"/>
           </w:tcPr>
           <w:p>
             <w:pPr>
@@ -1782,7 +1827,7 @@
                 <w:rFonts w:ascii="Times New Roman" w:hAnsi="Times New Roman" w:eastAsia="Times New Roman"/>
                 <w:sz w:val="17"/>
               </w:rPr>
-              <w:t xml:space="preserve">NLS-KT (Cơ bản 2): đặt tên tệp, sắp xếp thư mục khoa học để tìm lại được.</w:t>
+              <w:t xml:space="preserve">NLS-KT (Cơ bản 2): 1.3.CB2a: Tổ chức, lưu trữ và truy xuất dữ liệu, thông tin và nội dung một cách đơn giản trong môi trường số.</w:t>
             </w:r>
           </w:p>
         </w:tc>
@@ -1839,19 +1884,13 @@
               <w:bottom w:val="single" w:sz="8" w:space="0" w:color="000000"/>
             </w:tcBorders>
             <w:vAlign w:val="center"/>
-          </w:tcPr>
-          <w:p>
-            <w:pPr>
-              <w:spacing w:after="0" w:line="240" w:lineRule="auto"/>
-              <w:jc w:val="left"/>
-            </w:pPr>
-            <w:r>
-              <w:rPr>
-                <w:rFonts w:ascii="Times New Roman" w:hAnsi="Times New Roman" w:eastAsia="Times New Roman"/>
-                <w:sz w:val="18"/>
-              </w:rPr>
-              <w:t xml:space="preserve"/>
-            </w:r>
+            <w:vMerge/>
+          </w:tcPr>
+          <w:p>
+            <w:pPr>
+              <w:spacing w:after="0" w:line="240" w:lineRule="auto"/>
+              <w:jc w:val="left"/>
+            </w:pPr>
           </w:p>
         </w:tc>
         <w:tc>
@@ -1916,7 +1955,7 @@
                 <w:rFonts w:ascii="Times New Roman" w:hAnsi="Times New Roman" w:eastAsia="Times New Roman"/>
                 <w:sz w:val="17"/>
               </w:rPr>
-              <w:t xml:space="preserve">NLS-KT (Cơ bản 2): đặt tên tệp, sắp xếp thư mục khoa học để tìm lại được.</w:t>
+              <w:t xml:space="preserve">NLS-KT (Cơ bản 2): 1.3.CB2a: Tổ chức, lưu trữ và truy xuất dữ liệu, thông tin và nội dung một cách đơn giản trong môi trường số.</w:t>
             </w:r>
           </w:p>
         </w:tc>
@@ -1973,6 +2012,7 @@
               <w:bottom w:val="single" w:sz="8" w:space="0" w:color="000000"/>
             </w:tcBorders>
             <w:vAlign w:val="center"/>
+            <w:vMerge w:val="restart"/>
           </w:tcPr>
           <w:p>
             <w:pPr>
@@ -2051,7 +2091,20 @@
                 <w:rFonts w:ascii="Times New Roman" w:hAnsi="Times New Roman" w:eastAsia="Times New Roman"/>
                 <w:sz w:val="17"/>
               </w:rPr>
-              <w:t xml:space="preserve">NLS-AT (Cơ bản 2): chỉ dùng phần mềm, tư liệu khi được phép; tôn trọng bản quyền.</w:t>
+              <w:t xml:space="preserve">NLS-AT (Cơ bản 2): 4.1.CB2c: Tuân theo được các biện pháp an toàn và bảo mật đơn giản (Liên quan đến bản quyền và sử dụng hợp pháp).</w:t>
+            </w:r>
+          </w:p>
+          <w:p>
+            <w:pPr>
+              <w:spacing w:after="0" w:line="240" w:lineRule="auto"/>
+              <w:jc w:val="left"/>
+            </w:pPr>
+            <w:r>
+              <w:rPr>
+                <w:rFonts w:ascii="Times New Roman" w:hAnsi="Times New Roman" w:eastAsia="Times New Roman"/>
+                <w:sz w:val="17"/>
+              </w:rPr>
+              <w:t xml:space="preserve">NLS-AT (Cơ bản 2): 4.4.CB2c: Nhận biết được bản quyền đối với các nội dung và dữ liệu số.</w:t>
             </w:r>
           </w:p>
         </w:tc>
@@ -2108,6 +2161,7 @@
               <w:bottom w:val="single" w:sz="8" w:space="0" w:color="000000"/>
             </w:tcBorders>
             <w:vAlign w:val="center"/>
+            <w:vMerge w:val="restart"/>
           </w:tcPr>
           <w:p>
             <w:pPr>
@@ -2186,7 +2240,7 @@
                 <w:rFonts w:ascii="Times New Roman" w:hAnsi="Times New Roman" w:eastAsia="Times New Roman"/>
                 <w:sz w:val="17"/>
               </w:rPr>
-              <w:t xml:space="preserve">NLS-ST (Cơ bản 2): tạo sản phẩm số của riêng em; ghi nguồn nếu dùng hình ảnh của người khác.</w:t>
+              <w:t xml:space="preserve">NLS-ST (Cơ bản 2): 3.1.CB2a: Xác định được các cách tạo và chỉnh sửa nội dung đơn giản ở các định dạng đơn giản.</w:t>
             </w:r>
           </w:p>
         </w:tc>
@@ -2243,19 +2297,13 @@
               <w:bottom w:val="single" w:sz="8" w:space="0" w:color="000000"/>
             </w:tcBorders>
             <w:vAlign w:val="center"/>
-          </w:tcPr>
-          <w:p>
-            <w:pPr>
-              <w:spacing w:after="0" w:line="240" w:lineRule="auto"/>
-              <w:jc w:val="left"/>
-            </w:pPr>
-            <w:r>
-              <w:rPr>
-                <w:rFonts w:ascii="Times New Roman" w:hAnsi="Times New Roman" w:eastAsia="Times New Roman"/>
-                <w:sz w:val="18"/>
-              </w:rPr>
-              <w:t xml:space="preserve"/>
-            </w:r>
+            <w:vMerge/>
+          </w:tcPr>
+          <w:p>
+            <w:pPr>
+              <w:spacing w:after="0" w:line="240" w:lineRule="auto"/>
+              <w:jc w:val="left"/>
+            </w:pPr>
           </w:p>
         </w:tc>
         <w:tc>
@@ -2320,7 +2368,7 @@
                 <w:rFonts w:ascii="Times New Roman" w:hAnsi="Times New Roman" w:eastAsia="Times New Roman"/>
                 <w:sz w:val="17"/>
               </w:rPr>
-              <w:t xml:space="preserve">NLS-ST (Cơ bản 2): tạo sản phẩm số của riêng em; ghi nguồn nếu dùng hình ảnh của người khác.</w:t>
+              <w:t xml:space="preserve">NLS-ST (Cơ bản 2): 3.1.CB2a: Xác định được các cách tạo và chỉnh sửa nội dung đơn giản ở các định dạng đơn giản.</w:t>
             </w:r>
           </w:p>
         </w:tc>
@@ -2377,19 +2425,13 @@
               <w:bottom w:val="single" w:sz="8" w:space="0" w:color="000000"/>
             </w:tcBorders>
             <w:vAlign w:val="center"/>
-          </w:tcPr>
-          <w:p>
-            <w:pPr>
-              <w:spacing w:after="0" w:line="240" w:lineRule="auto"/>
-              <w:jc w:val="left"/>
-            </w:pPr>
-            <w:r>
-              <w:rPr>
-                <w:rFonts w:ascii="Times New Roman" w:hAnsi="Times New Roman" w:eastAsia="Times New Roman"/>
-                <w:sz w:val="18"/>
-              </w:rPr>
-              <w:t xml:space="preserve"/>
-            </w:r>
+            <w:vMerge/>
+          </w:tcPr>
+          <w:p>
+            <w:pPr>
+              <w:spacing w:after="0" w:line="240" w:lineRule="auto"/>
+              <w:jc w:val="left"/>
+            </w:pPr>
           </w:p>
         </w:tc>
         <w:tc>
@@ -2454,7 +2496,7 @@
                 <w:rFonts w:ascii="Times New Roman" w:hAnsi="Times New Roman" w:eastAsia="Times New Roman"/>
                 <w:sz w:val="17"/>
               </w:rPr>
-              <w:t xml:space="preserve">NLS-ST (Cơ bản 2): tạo sản phẩm số của riêng em; ghi nguồn nếu dùng hình ảnh của người khác.</w:t>
+              <w:t xml:space="preserve">NLS-ST (Cơ bản 2): 3.1.CB2a: Xác định được các cách tạo và chỉnh sửa nội dung đơn giản ở các định dạng đơn giản.</w:t>
             </w:r>
           </w:p>
         </w:tc>
@@ -2511,19 +2553,13 @@
               <w:bottom w:val="single" w:sz="8" w:space="0" w:color="000000"/>
             </w:tcBorders>
             <w:vAlign w:val="center"/>
-          </w:tcPr>
-          <w:p>
-            <w:pPr>
-              <w:spacing w:after="0" w:line="240" w:lineRule="auto"/>
-              <w:jc w:val="left"/>
-            </w:pPr>
-            <w:r>
-              <w:rPr>
-                <w:rFonts w:ascii="Times New Roman" w:hAnsi="Times New Roman" w:eastAsia="Times New Roman"/>
-                <w:sz w:val="18"/>
-              </w:rPr>
-              <w:t xml:space="preserve"/>
-            </w:r>
+            <w:vMerge/>
+          </w:tcPr>
+          <w:p>
+            <w:pPr>
+              <w:spacing w:after="0" w:line="240" w:lineRule="auto"/>
+              <w:jc w:val="left"/>
+            </w:pPr>
           </w:p>
         </w:tc>
         <w:tc>
@@ -2588,7 +2624,7 @@
                 <w:rFonts w:ascii="Times New Roman" w:hAnsi="Times New Roman" w:eastAsia="Times New Roman"/>
                 <w:sz w:val="17"/>
               </w:rPr>
-              <w:t xml:space="preserve">NLS-ST (Cơ bản 2): tạo sản phẩm số của riêng em; ghi nguồn nếu dùng hình ảnh của người khác.</w:t>
+              <w:t xml:space="preserve">NLS-ST (Cơ bản 2): 3.1.CB2a: Xác định được các cách tạo và chỉnh sửa nội dung đơn giản ở các định dạng đơn giản.</w:t>
             </w:r>
           </w:p>
         </w:tc>
@@ -2645,19 +2681,13 @@
               <w:bottom w:val="single" w:sz="8" w:space="0" w:color="000000"/>
             </w:tcBorders>
             <w:vAlign w:val="center"/>
-          </w:tcPr>
-          <w:p>
-            <w:pPr>
-              <w:spacing w:after="0" w:line="240" w:lineRule="auto"/>
-              <w:jc w:val="left"/>
-            </w:pPr>
-            <w:r>
-              <w:rPr>
-                <w:rFonts w:ascii="Times New Roman" w:hAnsi="Times New Roman" w:eastAsia="Times New Roman"/>
-                <w:sz w:val="18"/>
-              </w:rPr>
-              <w:t xml:space="preserve"/>
-            </w:r>
+            <w:vMerge/>
+          </w:tcPr>
+          <w:p>
+            <w:pPr>
+              <w:spacing w:after="0" w:line="240" w:lineRule="auto"/>
+              <w:jc w:val="left"/>
+            </w:pPr>
           </w:p>
         </w:tc>
         <w:tc>
@@ -2722,7 +2752,7 @@
                 <w:rFonts w:ascii="Times New Roman" w:hAnsi="Times New Roman" w:eastAsia="Times New Roman"/>
                 <w:sz w:val="17"/>
               </w:rPr>
-              <w:t xml:space="preserve"/>
+              <w:t xml:space="preserve">NLS-ST (Cơ bản 2): 3.1.CB2b: Chọn được cách thể hiện bản thân thông qua việc tạo ra các nội dung số đơn giản.</w:t>
             </w:r>
           </w:p>
         </w:tc>
@@ -2779,6 +2809,7 @@
               <w:bottom w:val="single" w:sz="8" w:space="0" w:color="000000"/>
             </w:tcBorders>
             <w:vAlign w:val="center"/>
+            <w:vMerge w:val="restart"/>
           </w:tcPr>
           <w:p>
             <w:pPr>
@@ -2791,6 +2822,7 @@
                 <w:b/>
                 <w:sz w:val="18"/>
               </w:rPr>
+              <w:t xml:space="preserve">Ôn tập, kiểm tra, đánh giá</w:t>
             </w:r>
           </w:p>
         </w:tc>
@@ -2812,7 +2844,7 @@
                 <w:rFonts w:ascii="Times New Roman" w:hAnsi="Times New Roman" w:eastAsia="Times New Roman"/>
                 <w:sz w:val="18"/>
               </w:rPr>
-              <w:t>Bài 09: HIỆU ỨNG CHUYỂN TRANG (Tiết 2)</w:t>
+              <w:t xml:space="preserve">ÔN TẬP CUỐI HỌC KÌ I</w:t>
             </w:r>
           </w:p>
         </w:tc>
@@ -2912,19 +2944,13 @@
               <w:bottom w:val="single" w:sz="8" w:space="0" w:color="000000"/>
             </w:tcBorders>
             <w:vAlign w:val="center"/>
-          </w:tcPr>
-          <w:p>
-            <w:pPr>
-              <w:spacing w:after="0" w:line="240" w:lineRule="auto"/>
-              <w:jc w:val="left"/>
-            </w:pPr>
-            <w:r>
-              <w:rPr>
-                <w:rFonts w:ascii="Times New Roman" w:hAnsi="Times New Roman" w:eastAsia="Times New Roman"/>
-                <w:sz w:val="18"/>
-              </w:rPr>
-              <w:t>Ôn tập, kiểm tra, đánh giá</w:t>
-            </w:r>
+            <w:vMerge/>
+          </w:tcPr>
+          <w:p>
+            <w:pPr>
+              <w:spacing w:after="0" w:line="240" w:lineRule="auto"/>
+              <w:jc w:val="left"/>
+            </w:pPr>
           </w:p>
         </w:tc>
         <w:tc>
@@ -2945,7 +2971,7 @@
                 <w:rFonts w:ascii="Times New Roman" w:hAnsi="Times New Roman" w:eastAsia="Times New Roman"/>
                 <w:sz w:val="18"/>
               </w:rPr>
-              <w:t>ÔN TẬP VÀ KIỂM TRA CUỐI HỌC KÌ I</w:t>
+              <w:t xml:space="preserve">KIỂM TRA CUỐI HỌC KÌ I</w:t>
             </w:r>
           </w:p>
         </w:tc>
@@ -2984,13 +3010,6 @@
               <w:spacing w:after="0" w:line="240" w:lineRule="auto"/>
               <w:jc w:val="left"/>
             </w:pPr>
-            <w:r>
-              <w:rPr>
-                <w:rFonts w:ascii="Times New Roman" w:hAnsi="Times New Roman" w:eastAsia="Times New Roman"/>
-                <w:sz w:val="17"/>
-              </w:rPr>
-              <w:t>Điều chỉnh: gộp ôn tập với kiểm tra cuối HKI để Bài 09 học liền mạch trong HKI; các bài HKII dồn lên 1 tuần, bổ sung 1 tiết ôn tập thực hành cuối năm.</w:t>
-            </w:r>
           </w:p>
         </w:tc>
         <w:tc>
@@ -3072,6 +3091,7 @@
               <w:bottom w:val="single" w:sz="8" w:space="0" w:color="000000"/>
             </w:tcBorders>
             <w:vAlign w:val="center"/>
+            <w:vMerge w:val="restart"/>
           </w:tcPr>
           <w:p>
             <w:pPr>
@@ -3084,7 +3104,7 @@
                 <w:b/>
                 <w:sz w:val="18"/>
               </w:rPr>
-              <w:t>Chủ đề E: Ứng dụng tin học</w:t>
+              <w:t xml:space="preserve">Chủ đề E: Ứng dụng tin học</w:t>
             </w:r>
           </w:p>
         </w:tc>
@@ -3106,7 +3126,7 @@
                 <w:rFonts w:ascii="Times New Roman" w:hAnsi="Times New Roman" w:eastAsia="Times New Roman"/>
                 <w:sz w:val="18"/>
               </w:rPr>
-              <w:t>Bài 10: PHẦN MỀM SOẠN THẢO VĂN BẢN (Tiết 1)</w:t>
+              <w:t xml:space="preserve">Bài 09: HIỆU ỨNG CHUYỂN TRANG (Tiết 2)</w:t>
             </w:r>
           </w:p>
         </w:tc>
@@ -3150,7 +3170,7 @@
                 <w:rFonts w:ascii="Times New Roman" w:hAnsi="Times New Roman" w:eastAsia="Times New Roman"/>
                 <w:sz w:val="17"/>
               </w:rPr>
-              <w:t>NLS-AT (Cơ bản 2): chỉ dùng phần mềm, tư liệu khi được phép; tôn trọng bản quyền.</w:t>
+              <w:t xml:space="preserve">NLS-ST (Cơ bản 2): 3.1.CB2b: Chọn được cách thể hiện bản thân thông qua việc tạo ra các nội dung số đơn giản.</w:t>
             </w:r>
           </w:p>
         </w:tc>
@@ -3207,18 +3227,13 @@
               <w:bottom w:val="single" w:sz="8" w:space="0" w:color="000000"/>
             </w:tcBorders>
             <w:vAlign w:val="center"/>
-          </w:tcPr>
-          <w:p>
-            <w:pPr>
-              <w:spacing w:after="0" w:line="240" w:lineRule="auto"/>
-              <w:jc w:val="left"/>
-            </w:pPr>
-            <w:r>
-              <w:rPr>
-                <w:rFonts w:ascii="Times New Roman" w:hAnsi="Times New Roman" w:eastAsia="Times New Roman"/>
-                <w:sz w:val="18"/>
-              </w:rPr>
-            </w:r>
+            <w:vMerge/>
+          </w:tcPr>
+          <w:p>
+            <w:pPr>
+              <w:spacing w:after="0" w:line="240" w:lineRule="auto"/>
+              <w:jc w:val="left"/>
+            </w:pPr>
           </w:p>
         </w:tc>
         <w:tc>
@@ -3239,7 +3254,7 @@
                 <w:rFonts w:ascii="Times New Roman" w:hAnsi="Times New Roman" w:eastAsia="Times New Roman"/>
                 <w:sz w:val="18"/>
               </w:rPr>
-              <w:t>Bài 10: PHẦN MỀM SOẠN THẢO VĂN BẢN (Tiết 2)</w:t>
+              <w:t xml:space="preserve">Bài 10: PHẦN MỀM SOẠN THẢO VĂN BẢN (Tiết 1)</w:t>
             </w:r>
           </w:p>
         </w:tc>
@@ -3283,7 +3298,7 @@
                 <w:rFonts w:ascii="Times New Roman" w:hAnsi="Times New Roman" w:eastAsia="Times New Roman"/>
                 <w:sz w:val="17"/>
               </w:rPr>
-              <w:t>NLS-AT (Cơ bản 2): chỉ dùng phần mềm, tư liệu khi được phép; tôn trọng bản quyền.</w:t>
+              <w:t xml:space="preserve">NLS-ST (Cơ bản 2): 3.1.CB2a: Xác định được các cách tạo và chỉnh sửa nội dung đơn giản ở các định dạng đơn giản.</w:t>
             </w:r>
           </w:p>
         </w:tc>
@@ -3340,18 +3355,13 @@
               <w:bottom w:val="single" w:sz="8" w:space="0" w:color="000000"/>
             </w:tcBorders>
             <w:vAlign w:val="center"/>
-          </w:tcPr>
-          <w:p>
-            <w:pPr>
-              <w:spacing w:after="0" w:line="240" w:lineRule="auto"/>
-              <w:jc w:val="left"/>
-            </w:pPr>
-            <w:r>
-              <w:rPr>
-                <w:rFonts w:ascii="Times New Roman" w:hAnsi="Times New Roman" w:eastAsia="Times New Roman"/>
-                <w:sz w:val="18"/>
-              </w:rPr>
-            </w:r>
+            <w:vMerge/>
+          </w:tcPr>
+          <w:p>
+            <w:pPr>
+              <w:spacing w:after="0" w:line="240" w:lineRule="auto"/>
+              <w:jc w:val="left"/>
+            </w:pPr>
           </w:p>
         </w:tc>
         <w:tc>
@@ -3372,7 +3382,7 @@
                 <w:rFonts w:ascii="Times New Roman" w:hAnsi="Times New Roman" w:eastAsia="Times New Roman"/>
                 <w:sz w:val="18"/>
               </w:rPr>
-              <w:t>Bài 11: CHỈNH SỬA VĂN BẢN (Tiết 1)</w:t>
+              <w:t xml:space="preserve">Bài 10: PHẦN MỀM SOẠN THẢO VĂN BẢN (Tiết 2)</w:t>
             </w:r>
           </w:p>
         </w:tc>
@@ -3416,7 +3426,7 @@
                 <w:rFonts w:ascii="Times New Roman" w:hAnsi="Times New Roman" w:eastAsia="Times New Roman"/>
                 <w:sz w:val="17"/>
               </w:rPr>
-              <w:t>NLS-ST (Cơ bản 2): tạo sản phẩm số của riêng em; ghi nguồn nếu dùng hình ảnh của người khác.</w:t>
+              <w:t xml:space="preserve">NLS-ST (Cơ bản 2): 3.1.CB2a: Xác định được các cách tạo và chỉnh sửa nội dung đơn giản ở các định dạng đơn giản.</w:t>
             </w:r>
           </w:p>
         </w:tc>
@@ -3473,18 +3483,13 @@
               <w:bottom w:val="single" w:sz="8" w:space="0" w:color="000000"/>
             </w:tcBorders>
             <w:vAlign w:val="center"/>
-          </w:tcPr>
-          <w:p>
-            <w:pPr>
-              <w:spacing w:after="0" w:line="240" w:lineRule="auto"/>
-              <w:jc w:val="left"/>
-            </w:pPr>
-            <w:r>
-              <w:rPr>
-                <w:rFonts w:ascii="Times New Roman" w:hAnsi="Times New Roman" w:eastAsia="Times New Roman"/>
-                <w:sz w:val="18"/>
-              </w:rPr>
-            </w:r>
+            <w:vMerge/>
+          </w:tcPr>
+          <w:p>
+            <w:pPr>
+              <w:spacing w:after="0" w:line="240" w:lineRule="auto"/>
+              <w:jc w:val="left"/>
+            </w:pPr>
           </w:p>
         </w:tc>
         <w:tc>
@@ -3505,7 +3510,7 @@
                 <w:rFonts w:ascii="Times New Roman" w:hAnsi="Times New Roman" w:eastAsia="Times New Roman"/>
                 <w:sz w:val="18"/>
               </w:rPr>
-              <w:t>Bài 11: CHỈNH SỬA VĂN BẢN (Tiết 2)</w:t>
+              <w:t xml:space="preserve">Bài 11: CHỈNH SỬA VĂN BẢN (Tiết 1)</w:t>
             </w:r>
           </w:p>
         </w:tc>
@@ -3549,7 +3554,7 @@
                 <w:rFonts w:ascii="Times New Roman" w:hAnsi="Times New Roman" w:eastAsia="Times New Roman"/>
                 <w:sz w:val="17"/>
               </w:rPr>
-              <w:t>NLS-ST (Cơ bản 2): tạo sản phẩm số của riêng em; ghi nguồn nếu dùng hình ảnh của người khác.</w:t>
+              <w:t xml:space="preserve">NLS-ST (Cơ bản 2): 3.1.CB2b: Chọn được cách thể hiện bản thân thông qua việc tạo ra các nội dung số đơn giản.</w:t>
             </w:r>
           </w:p>
         </w:tc>
@@ -3606,18 +3611,13 @@
               <w:bottom w:val="single" w:sz="8" w:space="0" w:color="000000"/>
             </w:tcBorders>
             <w:vAlign w:val="center"/>
-          </w:tcPr>
-          <w:p>
-            <w:pPr>
-              <w:spacing w:after="0" w:line="240" w:lineRule="auto"/>
-              <w:jc w:val="left"/>
-            </w:pPr>
-            <w:r>
-              <w:rPr>
-                <w:rFonts w:ascii="Times New Roman" w:hAnsi="Times New Roman" w:eastAsia="Times New Roman"/>
-                <w:sz w:val="18"/>
-              </w:rPr>
-            </w:r>
+            <w:vMerge/>
+          </w:tcPr>
+          <w:p>
+            <w:pPr>
+              <w:spacing w:after="0" w:line="240" w:lineRule="auto"/>
+              <w:jc w:val="left"/>
+            </w:pPr>
           </w:p>
         </w:tc>
         <w:tc>
@@ -3638,7 +3638,7 @@
                 <w:rFonts w:ascii="Times New Roman" w:hAnsi="Times New Roman" w:eastAsia="Times New Roman"/>
                 <w:sz w:val="18"/>
               </w:rPr>
-              <w:t>Bài 12: PHẦN MỀM LUYỆN TẬP GÕ BÀN PHÍM (Tiết 1)</w:t>
+              <w:t xml:space="preserve">Bài 11: CHỈNH SỬA VĂN BẢN (Tiết 2)</w:t>
             </w:r>
           </w:p>
         </w:tc>
@@ -3682,7 +3682,7 @@
                 <w:rFonts w:ascii="Times New Roman" w:hAnsi="Times New Roman" w:eastAsia="Times New Roman"/>
                 <w:sz w:val="17"/>
               </w:rPr>
-              <w:t>NLS-AT (Cơ bản 2): chỉ dùng phần mềm, tư liệu khi được phép; tôn trọng bản quyền. (Bài lựa chọn 12B theo SGK — Tổ CM đối chiếu.)</w:t>
+              <w:t xml:space="preserve">NLS-ST (Cơ bản 2): 3.1.CB2b: Chọn được cách thể hiện bản thân thông qua việc tạo ra các nội dung số đơn giản.</w:t>
             </w:r>
           </w:p>
         </w:tc>
@@ -3739,18 +3739,13 @@
               <w:bottom w:val="single" w:sz="8" w:space="0" w:color="000000"/>
             </w:tcBorders>
             <w:vAlign w:val="center"/>
-          </w:tcPr>
-          <w:p>
-            <w:pPr>
-              <w:spacing w:after="0" w:line="240" w:lineRule="auto"/>
-              <w:jc w:val="left"/>
-            </w:pPr>
-            <w:r>
-              <w:rPr>
-                <w:rFonts w:ascii="Times New Roman" w:hAnsi="Times New Roman" w:eastAsia="Times New Roman"/>
-                <w:sz w:val="18"/>
-              </w:rPr>
-            </w:r>
+            <w:vMerge/>
+          </w:tcPr>
+          <w:p>
+            <w:pPr>
+              <w:spacing w:after="0" w:line="240" w:lineRule="auto"/>
+              <w:jc w:val="left"/>
+            </w:pPr>
           </w:p>
         </w:tc>
         <w:tc>
@@ -3771,7 +3766,7 @@
                 <w:rFonts w:ascii="Times New Roman" w:hAnsi="Times New Roman" w:eastAsia="Times New Roman"/>
                 <w:sz w:val="18"/>
               </w:rPr>
-              <w:t>Bài 12: PHẦN MỀM LUYỆN TẬP GÕ BÀN PHÍM (Tiết 2)</w:t>
+              <w:t xml:space="preserve">Bài 12B: PHẦN MỀM LUYỆN TẬP GÕ BÀN PHÍM (Tiết 1)</w:t>
             </w:r>
           </w:p>
         </w:tc>
@@ -3815,6 +3810,7 @@
                 <w:rFonts w:ascii="Times New Roman" w:hAnsi="Times New Roman" w:eastAsia="Times New Roman"/>
                 <w:sz w:val="17"/>
               </w:rPr>
+              <w:t xml:space="preserve">NLS-ST (Cơ bản 2): 3.2.CB2a: Chọn được các cách sửa đổi, tinh chỉnh, cải thiện và tích hợp các mục đơn giản có nội dung và thông tin mới để tạo ra những nội dung và thông tin mới và độc đáo.</w:t>
             </w:r>
           </w:p>
         </w:tc>
@@ -3871,18 +3867,13 @@
               <w:bottom w:val="single" w:sz="8" w:space="0" w:color="000000"/>
             </w:tcBorders>
             <w:vAlign w:val="center"/>
-          </w:tcPr>
-          <w:p>
-            <w:pPr>
-              <w:spacing w:after="0" w:line="240" w:lineRule="auto"/>
-              <w:jc w:val="left"/>
-            </w:pPr>
-            <w:r>
-              <w:rPr>
-                <w:rFonts w:ascii="Times New Roman" w:hAnsi="Times New Roman" w:eastAsia="Times New Roman"/>
-                <w:sz w:val="18"/>
-              </w:rPr>
-            </w:r>
+            <w:vMerge/>
+          </w:tcPr>
+          <w:p>
+            <w:pPr>
+              <w:spacing w:after="0" w:line="240" w:lineRule="auto"/>
+              <w:jc w:val="left"/>
+            </w:pPr>
           </w:p>
         </w:tc>
         <w:tc>
@@ -3903,7 +3894,7 @@
                 <w:rFonts w:ascii="Times New Roman" w:hAnsi="Times New Roman" w:eastAsia="Times New Roman"/>
                 <w:sz w:val="18"/>
               </w:rPr>
-              <w:t>Bài 13: CHƠI VỚI MÁY TÍNH (Tiết 1)</w:t>
+              <w:t xml:space="preserve">Bài 12B: PHẦN MỀM LUYỆN TẬP GÕ BÀN PHÍM (Tiết 2)</w:t>
             </w:r>
           </w:p>
         </w:tc>
@@ -3947,6 +3938,7 @@
                 <w:rFonts w:ascii="Times New Roman" w:hAnsi="Times New Roman" w:eastAsia="Times New Roman"/>
                 <w:sz w:val="17"/>
               </w:rPr>
+              <w:t xml:space="preserve">NLS-ST (Cơ bản 2): 3.2.CB2a: Chọn được các cách sửa đổi, tinh chỉnh, cải thiện và tích hợp các mục đơn giản có nội dung và thông tin mới để tạo ra những nội dung và thông tin mới và độc đáo.</w:t>
             </w:r>
           </w:p>
         </w:tc>
@@ -4003,18 +3995,13 @@
               <w:bottom w:val="single" w:sz="8" w:space="0" w:color="000000"/>
             </w:tcBorders>
             <w:vAlign w:val="center"/>
-          </w:tcPr>
-          <w:p>
-            <w:pPr>
-              <w:spacing w:after="0" w:line="240" w:lineRule="auto"/>
-              <w:jc w:val="left"/>
-            </w:pPr>
-            <w:r>
-              <w:rPr>
-                <w:rFonts w:ascii="Times New Roman" w:hAnsi="Times New Roman" w:eastAsia="Times New Roman"/>
-                <w:sz w:val="18"/>
-              </w:rPr>
-            </w:r>
+            <w:vMerge/>
+          </w:tcPr>
+          <w:p>
+            <w:pPr>
+              <w:spacing w:after="0" w:line="240" w:lineRule="auto"/>
+              <w:jc w:val="left"/>
+            </w:pPr>
           </w:p>
         </w:tc>
         <w:tc>
@@ -4035,7 +4022,7 @@
                 <w:rFonts w:ascii="Times New Roman" w:hAnsi="Times New Roman" w:eastAsia="Times New Roman"/>
                 <w:sz w:val="18"/>
               </w:rPr>
-              <w:t>Bài 13: CHƠI VỚI MÁY TÍNH (Tiết 2)</w:t>
+              <w:t xml:space="preserve">Bài 13: CHƠI VỚI MÁY TÍNH (Tiết 1)</w:t>
             </w:r>
           </w:p>
         </w:tc>
@@ -4079,6 +4066,7 @@
                 <w:rFonts w:ascii="Times New Roman" w:hAnsi="Times New Roman" w:eastAsia="Times New Roman"/>
                 <w:sz w:val="17"/>
               </w:rPr>
+              <w:t xml:space="preserve">NLS-GQVĐ (Cơ bản 2): 5.2.CB2b: Nhận ra được các công cụ số đơn giản và các giải pháp công nghệ có thể có để giải quyết những nhu cầu đó (giải trí lành mạnh).</w:t>
             </w:r>
           </w:p>
         </w:tc>
@@ -4135,19 +4123,13 @@
               <w:bottom w:val="single" w:sz="8" w:space="0" w:color="000000"/>
             </w:tcBorders>
             <w:vAlign w:val="center"/>
-          </w:tcPr>
-          <w:p>
-            <w:pPr>
-              <w:spacing w:after="0" w:line="240" w:lineRule="auto"/>
-              <w:jc w:val="left"/>
-            </w:pPr>
-            <w:r>
-              <w:rPr>
-                <w:rFonts w:ascii="Times New Roman" w:hAnsi="Times New Roman" w:eastAsia="Times New Roman"/>
-                <w:sz w:val="18"/>
-              </w:rPr>
-              <w:t>Chủ đề F: Giải quyết vấn đề với sự trợ giúp của máy tính</w:t>
-            </w:r>
+            <w:vMerge/>
+          </w:tcPr>
+          <w:p>
+            <w:pPr>
+              <w:spacing w:after="0" w:line="240" w:lineRule="auto"/>
+              <w:jc w:val="left"/>
+            </w:pPr>
           </w:p>
         </w:tc>
         <w:tc>
@@ -4168,7 +4150,7 @@
                 <w:rFonts w:ascii="Times New Roman" w:hAnsi="Times New Roman" w:eastAsia="Times New Roman"/>
                 <w:sz w:val="18"/>
               </w:rPr>
-              <w:t>Bài 14: KHÁM PHÁ MÔI TRƯỜNG LẬP TRÌNH TRỰC QUAN (Tiết 1)</w:t>
+              <w:t xml:space="preserve">Bài 13: CHƠI VỚI MÁY TÍNH (Tiết 2)</w:t>
             </w:r>
           </w:p>
         </w:tc>
@@ -4212,7 +4194,7 @@
                 <w:rFonts w:ascii="Times New Roman" w:hAnsi="Times New Roman" w:eastAsia="Times New Roman"/>
                 <w:sz w:val="17"/>
               </w:rPr>
-              <w:t>NLS-GQVĐ (Cơ bản 2): chia nhỏ vấn đề, thử – sửa – thử lại khi chương trình chưa chạy đúng.</w:t>
+              <w:t xml:space="preserve">NLS-GQVĐ (Cơ bản 2): 5.2.CB2b: Nhận ra được các công cụ số đơn giản và các giải pháp công nghệ có thể có để giải quyết những nhu cầu đó (giải trí lành mạnh).</w:t>
             </w:r>
           </w:p>
         </w:tc>
@@ -4269,6 +4251,7 @@
               <w:bottom w:val="single" w:sz="8" w:space="0" w:color="000000"/>
             </w:tcBorders>
             <w:vAlign w:val="center"/>
+            <w:vMerge w:val="restart"/>
           </w:tcPr>
           <w:p>
             <w:pPr>
@@ -4281,6 +4264,7 @@
                 <w:b/>
                 <w:sz w:val="18"/>
               </w:rPr>
+              <w:t xml:space="preserve">Chủ đề F: Giải quyết vấn đề với sự trợ giúp của máy tính</w:t>
             </w:r>
           </w:p>
         </w:tc>
@@ -4302,7 +4286,7 @@
                 <w:rFonts w:ascii="Times New Roman" w:hAnsi="Times New Roman" w:eastAsia="Times New Roman"/>
                 <w:sz w:val="18"/>
               </w:rPr>
-              <w:t>Bài 14: KHÁM PHÁ MÔI TRƯỜNG LẬP TRÌNH TRỰC QUAN (Tiết 2)</w:t>
+              <w:t xml:space="preserve">Bài 14: KHÁM PHÁ MÔI TRƯỜNG LẬP TRÌNH TRỰC QUAN (Tiết 1)</w:t>
             </w:r>
           </w:p>
         </w:tc>
@@ -4346,6 +4330,7 @@
                 <w:rFonts w:ascii="Times New Roman" w:hAnsi="Times New Roman" w:eastAsia="Times New Roman"/>
                 <w:sz w:val="17"/>
               </w:rPr>
+              <w:t xml:space="preserve">NLS-ST (Cơ bản 2): 3.4.CB2a: Liệt kê được các hướng dẫn đơn giản để hệ thống máy tính giải quyết một vấn đề đơn giản hoặc thực hiện một nhiệm vụ đơn giản.</w:t>
             </w:r>
           </w:p>
         </w:tc>
@@ -4402,18 +4387,13 @@
               <w:bottom w:val="single" w:sz="8" w:space="0" w:color="000000"/>
             </w:tcBorders>
             <w:vAlign w:val="center"/>
-          </w:tcPr>
-          <w:p>
-            <w:pPr>
-              <w:spacing w:after="0" w:line="240" w:lineRule="auto"/>
-              <w:jc w:val="left"/>
-            </w:pPr>
-            <w:r>
-              <w:rPr>
-                <w:rFonts w:ascii="Times New Roman" w:hAnsi="Times New Roman" w:eastAsia="Times New Roman"/>
-                <w:sz w:val="18"/>
-              </w:rPr>
-            </w:r>
+            <w:vMerge/>
+          </w:tcPr>
+          <w:p>
+            <w:pPr>
+              <w:spacing w:after="0" w:line="240" w:lineRule="auto"/>
+              <w:jc w:val="left"/>
+            </w:pPr>
           </w:p>
         </w:tc>
         <w:tc>
@@ -4434,7 +4414,7 @@
                 <w:rFonts w:ascii="Times New Roman" w:hAnsi="Times New Roman" w:eastAsia="Times New Roman"/>
                 <w:sz w:val="18"/>
               </w:rPr>
-              <w:t>Bài 15: TẠO CHƯƠNG TRÌNH MÁY TÍNH ĐỂ DIỄN TẢ Ý TƯỞNG (Tiết 1)</w:t>
+              <w:t xml:space="preserve">Bài 14: KHÁM PHÁ MÔI TRƯỜNG LẬP TRÌNH TRỰC QUAN (Tiết 2)</w:t>
             </w:r>
           </w:p>
         </w:tc>
@@ -4478,7 +4458,7 @@
                 <w:rFonts w:ascii="Times New Roman" w:hAnsi="Times New Roman" w:eastAsia="Times New Roman"/>
                 <w:sz w:val="17"/>
               </w:rPr>
-              <w:t>NLS-GQVĐ (Cơ bản 2): chia nhỏ vấn đề, thử – sửa – thử lại khi chương trình chưa chạy đúng.</w:t>
+              <w:t xml:space="preserve">NLS-ST (Cơ bản 2): 3.4.CB2a: Liệt kê được các hướng dẫn đơn giản để hệ thống máy tính giải quyết một vấn đề đơn giản hoặc thực hiện một nhiệm vụ đơn giản.</w:t>
             </w:r>
           </w:p>
         </w:tc>
@@ -4535,18 +4515,13 @@
               <w:bottom w:val="single" w:sz="8" w:space="0" w:color="000000"/>
             </w:tcBorders>
             <w:vAlign w:val="center"/>
-          </w:tcPr>
-          <w:p>
-            <w:pPr>
-              <w:spacing w:after="0" w:line="240" w:lineRule="auto"/>
-              <w:jc w:val="left"/>
-            </w:pPr>
-            <w:r>
-              <w:rPr>
-                <w:rFonts w:ascii="Times New Roman" w:hAnsi="Times New Roman" w:eastAsia="Times New Roman"/>
-                <w:sz w:val="18"/>
-              </w:rPr>
-            </w:r>
+            <w:vMerge/>
+          </w:tcPr>
+          <w:p>
+            <w:pPr>
+              <w:spacing w:after="0" w:line="240" w:lineRule="auto"/>
+              <w:jc w:val="left"/>
+            </w:pPr>
           </w:p>
         </w:tc>
         <w:tc>
@@ -4567,7 +4542,7 @@
                 <w:rFonts w:ascii="Times New Roman" w:hAnsi="Times New Roman" w:eastAsia="Times New Roman"/>
                 <w:sz w:val="18"/>
               </w:rPr>
-              <w:t>Bài 15: TẠO CHƯƠNG TRÌNH MÁY TÍNH ĐỂ DIỄN TẢ Ý TƯỞNG (Tiết 2)</w:t>
+              <w:t xml:space="preserve">Bài 15: TẠO CHƯƠNG TRÌNH MÁY TÍNH ĐỂ DIỄN TẢ Ý TƯỞNG (Tiết 1)</w:t>
             </w:r>
           </w:p>
         </w:tc>
@@ -4611,6 +4586,7 @@
                 <w:rFonts w:ascii="Times New Roman" w:hAnsi="Times New Roman" w:eastAsia="Times New Roman"/>
                 <w:sz w:val="17"/>
               </w:rPr>
+              <w:t xml:space="preserve">NLS-ST (Cơ bản 2): 3.4.CB2a: Liệt kê được các hướng dẫn đơn giản để hệ thống máy tính giải quyết một vấn đề đơn giản hoặc thực hiện một nhiệm vụ đơn giản.</w:t>
             </w:r>
           </w:p>
         </w:tc>
@@ -4667,18 +4643,13 @@
               <w:bottom w:val="single" w:sz="8" w:space="0" w:color="000000"/>
             </w:tcBorders>
             <w:vAlign w:val="center"/>
-          </w:tcPr>
-          <w:p>
-            <w:pPr>
-              <w:spacing w:after="0" w:line="240" w:lineRule="auto"/>
-              <w:jc w:val="left"/>
-            </w:pPr>
-            <w:r>
-              <w:rPr>
-                <w:rFonts w:ascii="Times New Roman" w:hAnsi="Times New Roman" w:eastAsia="Times New Roman"/>
-                <w:sz w:val="18"/>
-              </w:rPr>
-            </w:r>
+            <w:vMerge/>
+          </w:tcPr>
+          <w:p>
+            <w:pPr>
+              <w:spacing w:after="0" w:line="240" w:lineRule="auto"/>
+              <w:jc w:val="left"/>
+            </w:pPr>
           </w:p>
         </w:tc>
         <w:tc>
@@ -4699,7 +4670,7 @@
                 <w:rFonts w:ascii="Times New Roman" w:hAnsi="Times New Roman" w:eastAsia="Times New Roman"/>
                 <w:sz w:val="18"/>
               </w:rPr>
-              <w:t>Bài 16: CHƯƠNG TRÌNH CỦA EM (Tiết 1)</w:t>
+              <w:t xml:space="preserve">Bài 15: TẠO CHƯƠNG TRÌNH MÁY TÍNH ĐỂ DIỄN TẢ Ý TƯỞNG (Tiết 2)</w:t>
             </w:r>
           </w:p>
         </w:tc>
@@ -4743,7 +4714,7 @@
                 <w:rFonts w:ascii="Times New Roman" w:hAnsi="Times New Roman" w:eastAsia="Times New Roman"/>
                 <w:sz w:val="17"/>
               </w:rPr>
-              <w:t>NLS-GQVĐ (Cơ bản 2): chia nhỏ vấn đề, thử – sửa – thử lại khi chương trình chưa chạy đúng.</w:t>
+              <w:t xml:space="preserve">NLS-ST (Cơ bản 2): 3.4.CB2a: Liệt kê được các hướng dẫn đơn giản để hệ thống máy tính giải quyết một vấn đề đơn giản hoặc thực hiện một nhiệm vụ đơn giản.</w:t>
             </w:r>
           </w:p>
         </w:tc>
@@ -4800,18 +4771,13 @@
               <w:bottom w:val="single" w:sz="8" w:space="0" w:color="000000"/>
             </w:tcBorders>
             <w:vAlign w:val="center"/>
-          </w:tcPr>
-          <w:p>
-            <w:pPr>
-              <w:spacing w:after="0" w:line="240" w:lineRule="auto"/>
-              <w:jc w:val="left"/>
-            </w:pPr>
-            <w:r>
-              <w:rPr>
-                <w:rFonts w:ascii="Times New Roman" w:hAnsi="Times New Roman" w:eastAsia="Times New Roman"/>
-                <w:sz w:val="18"/>
-              </w:rPr>
-            </w:r>
+            <w:vMerge/>
+          </w:tcPr>
+          <w:p>
+            <w:pPr>
+              <w:spacing w:after="0" w:line="240" w:lineRule="auto"/>
+              <w:jc w:val="left"/>
+            </w:pPr>
           </w:p>
         </w:tc>
         <w:tc>
@@ -4832,7 +4798,7 @@
                 <w:rFonts w:ascii="Times New Roman" w:hAnsi="Times New Roman" w:eastAsia="Times New Roman"/>
                 <w:sz w:val="18"/>
               </w:rPr>
-              <w:t>Bài 16: CHƯƠNG TRÌNH CỦA EM (Tiết 2)</w:t>
+              <w:t xml:space="preserve">Bài 16: CHƯƠNG TRÌNH CỦA EM (Tiết 1)</w:t>
             </w:r>
           </w:p>
         </w:tc>
@@ -4876,6 +4842,20 @@
                 <w:rFonts w:ascii="Times New Roman" w:hAnsi="Times New Roman" w:eastAsia="Times New Roman"/>
                 <w:sz w:val="17"/>
               </w:rPr>
+              <w:t xml:space="preserve">NLS-ST (Cơ bản 2): 3.4.CB2a: Liệt kê được các hướng dẫn đơn giản để hệ thống máy tính giải quyết một vấn đề đơn giản hoặc thực hiện một nhiệm vụ đơn giản.</w:t>
+            </w:r>
+          </w:p>
+          <w:p>
+            <w:pPr>
+              <w:spacing w:after="0" w:line="240" w:lineRule="auto"/>
+              <w:jc w:val="left"/>
+            </w:pPr>
+            <w:r>
+              <w:rPr>
+                <w:rFonts w:ascii="Times New Roman" w:hAnsi="Times New Roman" w:eastAsia="Times New Roman"/>
+                <w:sz w:val="17"/>
+              </w:rPr>
+              <w:t xml:space="preserve">STEM: Bài học STEM.</w:t>
             </w:r>
           </w:p>
         </w:tc>
@@ -4932,19 +4912,13 @@
               <w:bottom w:val="single" w:sz="8" w:space="0" w:color="000000"/>
             </w:tcBorders>
             <w:vAlign w:val="center"/>
-          </w:tcPr>
-          <w:p>
-            <w:pPr>
-              <w:spacing w:after="0" w:line="240" w:lineRule="auto"/>
-              <w:jc w:val="left"/>
-            </w:pPr>
-            <w:r>
-              <w:rPr>
-                <w:rFonts w:ascii="Times New Roman" w:hAnsi="Times New Roman" w:eastAsia="Times New Roman"/>
-                <w:sz w:val="18"/>
-              </w:rPr>
-              <w:t>Ôn tập, kiểm tra, đánh giá</w:t>
-            </w:r>
+            <w:vMerge/>
+          </w:tcPr>
+          <w:p>
+            <w:pPr>
+              <w:spacing w:after="0" w:line="240" w:lineRule="auto"/>
+              <w:jc w:val="left"/>
+            </w:pPr>
           </w:p>
         </w:tc>
         <w:tc>
@@ -4965,7 +4939,7 @@
                 <w:rFonts w:ascii="Times New Roman" w:hAnsi="Times New Roman" w:eastAsia="Times New Roman"/>
                 <w:sz w:val="18"/>
               </w:rPr>
-              <w:t>ÔN TẬP CUỐI HỌC KÌ II (Tiết 1)</w:t>
+              <w:t xml:space="preserve">Bài 16: CHƯƠNG TRÌNH CỦA EM (Tiết 2)</w:t>
             </w:r>
           </w:p>
         </w:tc>
@@ -5009,6 +4983,20 @@
                 <w:rFonts w:ascii="Times New Roman" w:hAnsi="Times New Roman" w:eastAsia="Times New Roman"/>
                 <w:sz w:val="17"/>
               </w:rPr>
+              <w:t xml:space="preserve">NLS-ST (Cơ bản 2): 3.4.CB2a: Liệt kê được các hướng dẫn đơn giản để hệ thống máy tính giải quyết một vấn đề đơn giản hoặc thực hiện một nhiệm vụ đơn giản.</w:t>
+            </w:r>
+          </w:p>
+          <w:p>
+            <w:pPr>
+              <w:spacing w:after="0" w:line="240" w:lineRule="auto"/>
+              <w:jc w:val="left"/>
+            </w:pPr>
+            <w:r>
+              <w:rPr>
+                <w:rFonts w:ascii="Times New Roman" w:hAnsi="Times New Roman" w:eastAsia="Times New Roman"/>
+                <w:sz w:val="17"/>
+              </w:rPr>
+              <w:t xml:space="preserve">STEM: Bài học STEM.</w:t>
             </w:r>
           </w:p>
         </w:tc>
@@ -5065,6 +5053,7 @@
               <w:bottom w:val="single" w:sz="8" w:space="0" w:color="000000"/>
             </w:tcBorders>
             <w:vAlign w:val="center"/>
+            <w:vMerge w:val="restart"/>
           </w:tcPr>
           <w:p>
             <w:pPr>
@@ -5077,6 +5066,7 @@
                 <w:b/>
                 <w:sz w:val="18"/>
               </w:rPr>
+              <w:t xml:space="preserve">Ôn tập, kiểm tra, đánh giá</w:t>
             </w:r>
           </w:p>
         </w:tc>
@@ -5098,7 +5088,7 @@
                 <w:rFonts w:ascii="Times New Roman" w:hAnsi="Times New Roman" w:eastAsia="Times New Roman"/>
                 <w:sz w:val="18"/>
               </w:rPr>
-              <w:t>ÔN TẬP CUỐI HỌC KÌ II (Tiết 2): Thực hành tổng hợp</w:t>
+              <w:t xml:space="preserve">ÔN TẬP CUỐI HỌC KÌ II</w:t>
             </w:r>
           </w:p>
         </w:tc>
@@ -5198,18 +5188,13 @@
               <w:bottom w:val="single" w:sz="8" w:space="0" w:color="000000"/>
             </w:tcBorders>
             <w:vAlign w:val="center"/>
-          </w:tcPr>
-          <w:p>
-            <w:pPr>
-              <w:spacing w:after="0" w:line="240" w:lineRule="auto"/>
-              <w:jc w:val="left"/>
-            </w:pPr>
-            <w:r>
-              <w:rPr>
-                <w:rFonts w:ascii="Times New Roman" w:hAnsi="Times New Roman" w:eastAsia="Times New Roman"/>
-                <w:sz w:val="18"/>
-              </w:rPr>
-            </w:r>
+            <w:vMerge/>
+          </w:tcPr>
+          <w:p>
+            <w:pPr>
+              <w:spacing w:after="0" w:line="240" w:lineRule="auto"/>
+              <w:jc w:val="left"/>
+            </w:pPr>
           </w:p>
         </w:tc>
         <w:tc>
@@ -5230,7 +5215,7 @@
                 <w:rFonts w:ascii="Times New Roman" w:hAnsi="Times New Roman" w:eastAsia="Times New Roman"/>
                 <w:sz w:val="18"/>
               </w:rPr>
-              <w:t>KIỂM TRA CUỐI HỌC KÌ II</w:t>
+              <w:t xml:space="preserve">KIỂM TRA CUỐI HỌC KÌ II</w:t>
             </w:r>
           </w:p>
         </w:tc>
